--- a/documents/suites/molakhas_suites_3as.docx
+++ b/documents/suites/molakhas_suites_3as.docx
@@ -24640,7 +24640,7 @@
               <w:t xml:space="preserve"> </w:t>
             </w:r>
             <m:oMath>
-              <m:sSub>
+              <m:limLow>
                 <m:e>
                   <m:r>
                     <m:rPr>
@@ -24649,7 +24649,7 @@
                     <m:t>lim</m:t>
                   </m:r>
                 </m:e>
-                <m:sub>
+                <m:lim>
                   <m:r>
                     <m:t>n</m:t>
                   </m:r>
@@ -24671,8 +24671,8 @@
                     </m:rPr>
                     <m:t>∞</m:t>
                   </m:r>
-                </m:sub>
-              </m:sSub>
+                </m:lim>
+              </m:limLow>
               <m:sSub>
                 <m:e>
                   <m:r>
@@ -24847,7 +24847,7 @@
               <w:t xml:space="preserve"> </w:t>
             </w:r>
             <m:oMath>
-              <m:sSub>
+              <m:limLow>
                 <m:e>
                   <m:r>
                     <m:rPr>
@@ -24856,7 +24856,7 @@
                     <m:t>lim</m:t>
                   </m:r>
                 </m:e>
-                <m:sub>
+                <m:lim>
                   <m:r>
                     <m:t>x</m:t>
                   </m:r>
@@ -24878,8 +24878,8 @@
                     </m:rPr>
                     <m:t>∞</m:t>
                   </m:r>
-                </m:sub>
-              </m:sSub>
+                </m:lim>
+              </m:limLow>
               <m:r>
                 <m:t>f</m:t>
               </m:r>
@@ -24928,7 +24928,7 @@
               <w:t xml:space="preserve"> </w:t>
             </w:r>
             <m:oMath>
-              <m:sSub>
+              <m:limLow>
                 <m:e>
                   <m:r>
                     <m:rPr>
@@ -24937,7 +24937,7 @@
                     <m:t>lim</m:t>
                   </m:r>
                 </m:e>
-                <m:sub>
+                <m:lim>
                   <m:r>
                     <m:t>n</m:t>
                   </m:r>
@@ -24959,8 +24959,8 @@
                     </m:rPr>
                     <m:t>∞</m:t>
                   </m:r>
-                </m:sub>
-              </m:sSub>
+                </m:lim>
+              </m:limLow>
               <m:sSub>
                 <m:e>
                   <m:r>
@@ -25143,7 +25143,7 @@
               <w:t xml:space="preserve"> </w:t>
             </w:r>
             <m:oMath>
-              <m:sSub>
+              <m:limLow>
                 <m:e>
                   <m:r>
                     <m:rPr>
@@ -25152,7 +25152,7 @@
                     <m:t>lim</m:t>
                   </m:r>
                 </m:e>
-                <m:sub>
+                <m:lim>
                   <m:r>
                     <m:t>n</m:t>
                   </m:r>
@@ -25174,8 +25174,8 @@
                     </m:rPr>
                     <m:t>∞</m:t>
                   </m:r>
-                </m:sub>
-              </m:sSub>
+                </m:lim>
+              </m:limLow>
               <m:sSup>
                 <m:e>
                   <m:r>
@@ -25246,7 +25246,7 @@
               <w:t xml:space="preserve"> </w:t>
             </w:r>
             <m:oMath>
-              <m:sSub>
+              <m:limLow>
                 <m:e>
                   <m:r>
                     <m:rPr>
@@ -25255,7 +25255,7 @@
                     <m:t>lim</m:t>
                   </m:r>
                 </m:e>
-                <m:sub>
+                <m:lim>
                   <m:r>
                     <m:t>n</m:t>
                   </m:r>
@@ -25277,8 +25277,8 @@
                     </m:rPr>
                     <m:t>∞</m:t>
                   </m:r>
-                </m:sub>
-              </m:sSub>
+                </m:lim>
+              </m:limLow>
               <m:sSup>
                 <m:e>
                   <m:r>
@@ -25370,7 +25370,7 @@
               <w:t xml:space="preserve"> </w:t>
             </w:r>
             <m:oMath>
-              <m:sSub>
+              <m:limLow>
                 <m:e>
                   <m:r>
                     <m:rPr>
@@ -25379,7 +25379,7 @@
                     <m:t>lim</m:t>
                   </m:r>
                 </m:e>
-                <m:sub>
+                <m:lim>
                   <m:r>
                     <m:t>n</m:t>
                   </m:r>
@@ -25401,8 +25401,8 @@
                     </m:rPr>
                     <m:t>∞</m:t>
                   </m:r>
-                </m:sub>
-              </m:sSub>
+                </m:lim>
+              </m:limLow>
               <m:sSup>
                 <m:e>
                   <m:r>
@@ -25579,7 +25579,7 @@
               <w:bidi/>
             </w:pPr>
             <m:oMath>
-              <m:sSub>
+              <m:limLow>
                 <m:e>
                   <m:r>
                     <m:rPr>
@@ -25588,7 +25588,7 @@
                     <m:t>lim</m:t>
                   </m:r>
                 </m:e>
-                <m:sub>
+                <m:lim>
                   <m:r>
                     <m:t>n</m:t>
                   </m:r>
@@ -25610,8 +25610,8 @@
                     </m:rPr>
                     <m:t>∞</m:t>
                   </m:r>
-                </m:sub>
-              </m:sSub>
+                </m:lim>
+              </m:limLow>
               <m:f>
                 <m:fPr>
                   <m:type m:val="bar"/>
@@ -25678,7 +25678,7 @@
                 </m:rPr>
                 <m:t>=</m:t>
               </m:r>
-              <m:sSub>
+              <m:limLow>
                 <m:e>
                   <m:r>
                     <m:rPr>
@@ -25687,7 +25687,7 @@
                     <m:t>lim</m:t>
                   </m:r>
                 </m:e>
-                <m:sub>
+                <m:lim>
                   <m:r>
                     <m:t>n</m:t>
                   </m:r>
@@ -25709,8 +25709,8 @@
                     </m:rPr>
                     <m:t>∞</m:t>
                   </m:r>
-                </m:sub>
-              </m:sSub>
+                </m:lim>
+              </m:limLow>
               <m:f>
                 <m:fPr>
                   <m:type m:val="bar"/>
@@ -25968,7 +25968,7 @@
               <w:bidi/>
             </w:pPr>
             <m:oMath>
-              <m:sSub>
+              <m:limLow>
                 <m:e>
                   <m:r>
                     <m:rPr>
@@ -25977,7 +25977,7 @@
                     <m:t>lim</m:t>
                   </m:r>
                 </m:e>
-                <m:sub>
+                <m:lim>
                   <m:r>
                     <m:t>n</m:t>
                   </m:r>
@@ -25999,8 +25999,8 @@
                     </m:rPr>
                     <m:t>∞</m:t>
                   </m:r>
-                </m:sub>
-              </m:sSub>
+                </m:lim>
+              </m:limLow>
               <m:d>
                 <m:dPr>
                   <m:begChr m:val="("/>
@@ -26083,7 +26083,7 @@
               <w:t xml:space="preserve"> </w:t>
             </w:r>
             <m:oMath>
-              <m:sSub>
+              <m:limLow>
                 <m:e>
                   <m:r>
                     <m:rPr>
@@ -26092,7 +26092,7 @@
                     <m:t>lim</m:t>
                   </m:r>
                 </m:e>
-                <m:sub>
+                <m:lim>
                   <m:r>
                     <m:t>n</m:t>
                   </m:r>
@@ -26114,8 +26114,8 @@
                     </m:rPr>
                     <m:t>∞</m:t>
                   </m:r>
-                </m:sub>
-              </m:sSub>
+                </m:lim>
+              </m:limLow>
               <m:d>
                 <m:dPr>
                   <m:begChr m:val="("/>
@@ -26308,7 +26308,7 @@
               <w:t xml:space="preserve"> </w:t>
             </w:r>
             <m:oMath>
-              <m:sSub>
+              <m:limLow>
                 <m:e>
                   <m:r>
                     <m:rPr>
@@ -26317,7 +26317,7 @@
                     <m:t>lim</m:t>
                   </m:r>
                 </m:e>
-                <m:sub>
+                <m:lim>
                   <m:r>
                     <m:t>n</m:t>
                   </m:r>
@@ -26339,20 +26339,20 @@
                     </m:rPr>
                     <m:t>∞</m:t>
                   </m:r>
+                </m:lim>
+              </m:limLow>
+              <m:sSub>
+                <m:e>
+                  <m:r>
+                    <m:t>v</m:t>
+                  </m:r>
+                </m:e>
+                <m:sub>
+                  <m:r>
+                    <m:t>n</m:t>
+                  </m:r>
                 </m:sub>
               </m:sSub>
-              <m:sSub>
-                <m:e>
-                  <m:r>
-                    <m:t>v</m:t>
-                  </m:r>
-                </m:e>
-                <m:sub>
-                  <m:r>
-                    <m:t>n</m:t>
-                  </m:r>
-                </m:sub>
-              </m:sSub>
               <m:r>
                 <m:rPr>
                   <m:sty m:val="p"/>
@@ -26391,7 +26391,7 @@
               <w:t xml:space="preserve"> </w:t>
             </w:r>
             <m:oMath>
-              <m:sSub>
+              <m:limLow>
                 <m:e>
                   <m:r>
                     <m:rPr>
@@ -26400,7 +26400,7 @@
                     <m:t>lim</m:t>
                   </m:r>
                 </m:e>
-                <m:sub>
+                <m:lim>
                   <m:r>
                     <m:t>n</m:t>
                   </m:r>
@@ -26422,8 +26422,8 @@
                     </m:rPr>
                     <m:t>∞</m:t>
                   </m:r>
-                </m:sub>
-              </m:sSub>
+                </m:lim>
+              </m:limLow>
               <m:sSub>
                 <m:e>
                   <m:r>
@@ -26533,7 +26533,7 @@
               <w:t xml:space="preserve"> </w:t>
             </w:r>
             <m:oMath>
-              <m:sSub>
+              <m:limLow>
                 <m:e>
                   <m:r>
                     <m:rPr>
@@ -26542,7 +26542,7 @@
                     <m:t>lim</m:t>
                   </m:r>
                 </m:e>
-                <m:sub>
+                <m:lim>
                   <m:r>
                     <m:t>n</m:t>
                   </m:r>
@@ -26564,20 +26564,20 @@
                     </m:rPr>
                     <m:t>∞</m:t>
                   </m:r>
+                </m:lim>
+              </m:limLow>
+              <m:sSub>
+                <m:e>
+                  <m:r>
+                    <m:t>v</m:t>
+                  </m:r>
+                </m:e>
+                <m:sub>
+                  <m:r>
+                    <m:t>n</m:t>
+                  </m:r>
                 </m:sub>
               </m:sSub>
-              <m:sSub>
-                <m:e>
-                  <m:r>
-                    <m:t>v</m:t>
-                  </m:r>
-                </m:e>
-                <m:sub>
-                  <m:r>
-                    <m:t>n</m:t>
-                  </m:r>
-                </m:sub>
-              </m:sSub>
               <m:r>
                 <m:rPr>
                   <m:sty m:val="p"/>
@@ -26616,7 +26616,7 @@
               <w:t xml:space="preserve"> </w:t>
             </w:r>
             <m:oMath>
-              <m:sSub>
+              <m:limLow>
                 <m:e>
                   <m:r>
                     <m:rPr>
@@ -26625,7 +26625,7 @@
                     <m:t>lim</m:t>
                   </m:r>
                 </m:e>
-                <m:sub>
+                <m:lim>
                   <m:r>
                     <m:t>n</m:t>
                   </m:r>
@@ -26647,8 +26647,8 @@
                     </m:rPr>
                     <m:t>∞</m:t>
                   </m:r>
-                </m:sub>
-              </m:sSub>
+                </m:lim>
+              </m:limLow>
               <m:sSub>
                 <m:e>
                   <m:r>
@@ -26790,7 +26790,7 @@
               <w:t xml:space="preserve"> </w:t>
             </w:r>
             <m:oMath>
-              <m:sSub>
+              <m:limLow>
                 <m:e>
                   <m:r>
                     <m:rPr>
@@ -26799,7 +26799,7 @@
                     <m:t>lim</m:t>
                   </m:r>
                 </m:e>
-                <m:sub>
+                <m:lim>
                   <m:r>
                     <m:t>n</m:t>
                   </m:r>
@@ -26821,27 +26821,27 @@
                     </m:rPr>
                     <m:t>∞</m:t>
                   </m:r>
+                </m:lim>
+              </m:limLow>
+              <m:sSub>
+                <m:e>
+                  <m:r>
+                    <m:t>v</m:t>
+                  </m:r>
+                </m:e>
+                <m:sub>
+                  <m:r>
+                    <m:t>n</m:t>
+                  </m:r>
                 </m:sub>
               </m:sSub>
-              <m:sSub>
-                <m:e>
-                  <m:r>
-                    <m:t>v</m:t>
-                  </m:r>
-                </m:e>
-                <m:sub>
-                  <m:r>
-                    <m:t>n</m:t>
-                  </m:r>
-                </m:sub>
-              </m:sSub>
               <m:r>
                 <m:rPr>
                   <m:sty m:val="p"/>
                 </m:rPr>
                 <m:t>=</m:t>
               </m:r>
-              <m:sSub>
+              <m:limLow>
                 <m:e>
                   <m:r>
                     <m:rPr>
@@ -26850,7 +26850,7 @@
                     <m:t>lim</m:t>
                   </m:r>
                 </m:e>
-                <m:sub>
+                <m:lim>
                   <m:r>
                     <m:t>n</m:t>
                   </m:r>
@@ -26872,20 +26872,20 @@
                     </m:rPr>
                     <m:t>∞</m:t>
                   </m:r>
+                </m:lim>
+              </m:limLow>
+              <m:sSub>
+                <m:e>
+                  <m:r>
+                    <m:t>w</m:t>
+                  </m:r>
+                </m:e>
+                <m:sub>
+                  <m:r>
+                    <m:t>n</m:t>
+                  </m:r>
                 </m:sub>
               </m:sSub>
-              <m:sSub>
-                <m:e>
-                  <m:r>
-                    <m:t>w</m:t>
-                  </m:r>
-                </m:e>
-                <m:sub>
-                  <m:r>
-                    <m:t>n</m:t>
-                  </m:r>
-                </m:sub>
-              </m:sSub>
               <m:r>
                 <m:rPr>
                   <m:sty m:val="p"/>
@@ -26918,7 +26918,7 @@
               <w:t xml:space="preserve"> </w:t>
             </w:r>
             <m:oMath>
-              <m:sSub>
+              <m:limLow>
                 <m:e>
                   <m:r>
                     <m:rPr>
@@ -26927,7 +26927,7 @@
                     <m:t>lim</m:t>
                   </m:r>
                 </m:e>
-                <m:sub>
+                <m:lim>
                   <m:r>
                     <m:t>n</m:t>
                   </m:r>
@@ -26949,8 +26949,8 @@
                     </m:rPr>
                     <m:t>∞</m:t>
                   </m:r>
-                </m:sub>
-              </m:sSub>
+                </m:lim>
+              </m:limLow>
               <m:sSub>
                 <m:e>
                   <m:r>
@@ -27076,7 +27076,7 @@
               <w:t xml:space="preserve"> </w:t>
             </w:r>
             <m:oMath>
-              <m:sSub>
+              <m:limLow>
                 <m:e>
                   <m:r>
                     <m:rPr>
@@ -27085,7 +27085,7 @@
                     <m:t>lim</m:t>
                   </m:r>
                 </m:e>
-                <m:sub>
+                <m:lim>
                   <m:r>
                     <m:t>n</m:t>
                   </m:r>
@@ -27107,20 +27107,20 @@
                     </m:rPr>
                     <m:t>∞</m:t>
                   </m:r>
+                </m:lim>
+              </m:limLow>
+              <m:sSub>
+                <m:e>
+                  <m:r>
+                    <m:t>v</m:t>
+                  </m:r>
+                </m:e>
+                <m:sub>
+                  <m:r>
+                    <m:t>n</m:t>
+                  </m:r>
                 </m:sub>
               </m:sSub>
-              <m:sSub>
-                <m:e>
-                  <m:r>
-                    <m:t>v</m:t>
-                  </m:r>
-                </m:e>
-                <m:sub>
-                  <m:r>
-                    <m:t>n</m:t>
-                  </m:r>
-                </m:sub>
-              </m:sSub>
               <m:r>
                 <m:rPr>
                   <m:sty m:val="p"/>
@@ -27150,7 +27150,7 @@
               <w:t xml:space="preserve"> </w:t>
             </w:r>
             <m:oMath>
-              <m:sSub>
+              <m:limLow>
                 <m:e>
                   <m:r>
                     <m:rPr>
@@ -27159,7 +27159,7 @@
                     <m:t>lim</m:t>
                   </m:r>
                 </m:e>
-                <m:sub>
+                <m:lim>
                   <m:r>
                     <m:t>n</m:t>
                   </m:r>
@@ -27181,8 +27181,8 @@
                     </m:rPr>
                     <m:t>∞</m:t>
                   </m:r>
-                </m:sub>
-              </m:sSub>
+                </m:lim>
+              </m:limLow>
               <m:sSub>
                 <m:e>
                   <m:r>
@@ -27407,7 +27407,7 @@
               <w:t xml:space="preserve"> </w:t>
             </w:r>
             <m:oMath>
-              <m:sSub>
+              <m:limLow>
                 <m:e>
                   <m:r>
                     <m:rPr>
@@ -27416,7 +27416,7 @@
                     <m:t>lim</m:t>
                   </m:r>
                 </m:e>
-                <m:sub>
+                <m:lim>
                   <m:r>
                     <m:t>n</m:t>
                   </m:r>
@@ -27438,8 +27438,8 @@
                     </m:rPr>
                     <m:t>∞</m:t>
                   </m:r>
-                </m:sub>
-              </m:sSub>
+                </m:lim>
+              </m:limLow>
               <m:d>
                 <m:dPr>
                   <m:begChr m:val="("/>
@@ -27496,7 +27496,7 @@
             <m:oMath>
               <m:borderBox>
                 <m:e>
-                  <m:sSub>
+                  <m:limLow>
                     <m:e>
                       <m:r>
                         <m:rPr>
@@ -27505,7 +27505,7 @@
                         <m:t>lim</m:t>
                       </m:r>
                     </m:e>
-                    <m:sub>
+                    <m:lim>
                       <m:r>
                         <m:t>n</m:t>
                       </m:r>
@@ -27527,8 +27527,8 @@
                         </m:rPr>
                         <m:t>∞</m:t>
                       </m:r>
-                    </m:sub>
-                  </m:sSub>
+                    </m:lim>
+                  </m:limLow>
                   <m:sSub>
                     <m:e>
                       <m:r>
@@ -27756,7 +27756,7 @@
             <m:oMath>
               <m:borderBox>
                 <m:e>
-                  <m:sSub>
+                  <m:limLow>
                     <m:e>
                       <m:r>
                         <m:rPr>
@@ -27765,7 +27765,7 @@
                         <m:t>lim</m:t>
                       </m:r>
                     </m:e>
-                    <m:sub>
+                    <m:lim>
                       <m:r>
                         <m:t>n</m:t>
                       </m:r>
@@ -27787,8 +27787,8 @@
                         </m:rPr>
                         <m:t>∞</m:t>
                       </m:r>
-                    </m:sub>
-                  </m:sSub>
+                    </m:lim>
+                  </m:limLow>
                   <m:sSub>
                     <m:e>
                       <m:r>
@@ -28057,7 +28057,7 @@
             <m:oMath>
               <m:borderBox>
                 <m:e>
-                  <m:sSub>
+                  <m:limLow>
                     <m:e>
                       <m:r>
                         <m:rPr>
@@ -28066,7 +28066,7 @@
                         <m:t>lim</m:t>
                       </m:r>
                     </m:e>
-                    <m:sub>
+                    <m:lim>
                       <m:r>
                         <m:t>n</m:t>
                       </m:r>
@@ -28088,8 +28088,8 @@
                         </m:rPr>
                         <m:t>∞</m:t>
                       </m:r>
-                    </m:sub>
-                  </m:sSub>
+                    </m:lim>
+                  </m:limLow>
                   <m:sSub>
                     <m:e>
                       <m:r>
@@ -28627,7 +28627,7 @@
               <w:t xml:space="preserve"> </w:t>
             </w:r>
             <m:oMath>
-              <m:sSub>
+              <m:limLow>
                 <m:e>
                   <m:r>
                     <m:rPr>
@@ -28636,7 +28636,7 @@
                     <m:t>lim</m:t>
                   </m:r>
                 </m:e>
-                <m:sub>
+                <m:lim>
                   <m:r>
                     <m:t>n</m:t>
                   </m:r>
@@ -28658,8 +28658,8 @@
                     </m:rPr>
                     <m:t>∞</m:t>
                   </m:r>
-                </m:sub>
-              </m:sSub>
+                </m:lim>
+              </m:limLow>
               <m:sSub>
                 <m:e>
                   <m:r>
@@ -30425,7 +30425,7 @@
             <m:oMath>
               <m:borderBox>
                 <m:e>
-                  <m:sSub>
+                  <m:limLow>
                     <m:e>
                       <m:r>
                         <m:rPr>
@@ -30434,7 +30434,7 @@
                         <m:t>lim</m:t>
                       </m:r>
                     </m:e>
-                    <m:sub>
+                    <m:lim>
                       <m:r>
                         <m:t>n</m:t>
                       </m:r>
@@ -30456,8 +30456,8 @@
                         </m:rPr>
                         <m:t>∞</m:t>
                       </m:r>
-                    </m:sub>
-                  </m:sSub>
+                    </m:lim>
+                  </m:limLow>
                   <m:sSub>
                     <m:e>
                       <m:r>
@@ -30768,7 +30768,7 @@
               <w:t xml:space="preserve"> </w:t>
             </w:r>
             <m:oMath>
-              <m:sSub>
+              <m:limLow>
                 <m:e>
                   <m:r>
                     <m:rPr>
@@ -30777,7 +30777,7 @@
                     <m:t>lim</m:t>
                   </m:r>
                 </m:e>
-                <m:sub>
+                <m:lim>
                   <m:r>
                     <m:t>n</m:t>
                   </m:r>
@@ -30799,8 +30799,8 @@
                     </m:rPr>
                     <m:t>∞</m:t>
                   </m:r>
-                </m:sub>
-              </m:sSub>
+                </m:lim>
+              </m:limLow>
               <m:d>
                 <m:dPr>
                   <m:begChr m:val="("/>
@@ -32222,7 +32222,7 @@
               <w:t xml:space="preserve"> </w:t>
             </w:r>
             <m:oMath>
-              <m:sSub>
+              <m:limLow>
                 <m:e>
                   <m:r>
                     <m:rPr>
@@ -32231,7 +32231,7 @@
                     <m:t>lim</m:t>
                   </m:r>
                 </m:e>
-                <m:sub>
+                <m:lim>
                   <m:r>
                     <m:t>n</m:t>
                   </m:r>
@@ -32253,8 +32253,8 @@
                     </m:rPr>
                     <m:t>∞</m:t>
                   </m:r>
-                </m:sub>
-              </m:sSub>
+                </m:lim>
+              </m:limLow>
               <m:sSub>
                 <m:e>
                   <m:r>
@@ -33890,7 +33890,7 @@
               <w:bidi/>
             </w:pPr>
             <m:oMath>
-              <m:sSub>
+              <m:limLow>
                 <m:e>
                   <m:r>
                     <m:rPr>
@@ -33899,7 +33899,7 @@
                     <m:t>lim</m:t>
                   </m:r>
                 </m:e>
-                <m:sub>
+                <m:lim>
                   <m:r>
                     <m:t>n</m:t>
                   </m:r>
@@ -33921,8 +33921,8 @@
                     </m:rPr>
                     <m:t>∞</m:t>
                   </m:r>
-                </m:sub>
-              </m:sSub>
+                </m:lim>
+              </m:limLow>
               <m:sSup>
                 <m:e>
                   <m:d>
@@ -33988,7 +33988,7 @@
             <m:oMath>
               <m:borderBox>
                 <m:e>
-                  <m:sSub>
+                  <m:limLow>
                     <m:e>
                       <m:r>
                         <m:rPr>
@@ -33997,7 +33997,7 @@
                         <m:t>lim</m:t>
                       </m:r>
                     </m:e>
-                    <m:sub>
+                    <m:lim>
                       <m:r>
                         <m:t>n</m:t>
                       </m:r>
@@ -34019,8 +34019,8 @@
                         </m:rPr>
                         <m:t>∞</m:t>
                       </m:r>
-                    </m:sub>
-                  </m:sSub>
+                    </m:lim>
+                  </m:limLow>
                   <m:sSub>
                     <m:e>
                       <m:r>
@@ -36248,7 +36248,7 @@
             <m:oMath>
               <m:borderBox>
                 <m:e>
-                  <m:sSub>
+                  <m:limLow>
                     <m:e>
                       <m:r>
                         <m:rPr>
@@ -36257,7 +36257,7 @@
                         <m:t>lim</m:t>
                       </m:r>
                     </m:e>
-                    <m:sub>
+                    <m:lim>
                       <m:r>
                         <m:t>n</m:t>
                       </m:r>
@@ -36279,8 +36279,8 @@
                         </m:rPr>
                         <m:t>∞</m:t>
                       </m:r>
-                    </m:sub>
-                  </m:sSub>
+                    </m:lim>
+                  </m:limLow>
                   <m:sSub>
                     <m:e>
                       <m:r>
@@ -36958,7 +36958,7 @@
             <m:oMath>
               <m:borderBox>
                 <m:e>
-                  <m:sSub>
+                  <m:limLow>
                     <m:e>
                       <m:r>
                         <m:rPr>
@@ -36967,7 +36967,7 @@
                         <m:t>lim</m:t>
                       </m:r>
                     </m:e>
-                    <m:sub>
+                    <m:lim>
                       <m:r>
                         <m:t>n</m:t>
                       </m:r>
@@ -36989,8 +36989,8 @@
                         </m:rPr>
                         <m:t>∞</m:t>
                       </m:r>
-                    </m:sub>
-                  </m:sSub>
+                    </m:lim>
+                  </m:limLow>
                   <m:sSub>
                     <m:e>
                       <m:r>
@@ -38277,7 +38277,7 @@
               <w:t xml:space="preserve"> </w:t>
             </w:r>
             <m:oMath>
-              <m:sSub>
+              <m:limLow>
                 <m:e>
                   <m:r>
                     <m:rPr>
@@ -38286,7 +38286,7 @@
                     <m:t>lim</m:t>
                   </m:r>
                 </m:e>
-                <m:sub>
+                <m:lim>
                   <m:r>
                     <m:t>n</m:t>
                   </m:r>
@@ -38308,8 +38308,8 @@
                     </m:rPr>
                     <m:t>∞</m:t>
                   </m:r>
-                </m:sub>
-              </m:sSub>
+                </m:lim>
+              </m:limLow>
               <m:sSub>
                 <m:e>
                   <m:r>
@@ -42099,7 +42099,7 @@
               <w:t xml:space="preserve"> </w:t>
             </w:r>
             <m:oMath>
-              <m:sSub>
+              <m:limLow>
                 <m:e>
                   <m:r>
                     <m:rPr>
@@ -42108,7 +42108,7 @@
                     <m:t>lim</m:t>
                   </m:r>
                 </m:e>
-                <m:sub>
+                <m:lim>
                   <m:r>
                     <m:t>n</m:t>
                   </m:r>
@@ -42130,8 +42130,8 @@
                     </m:rPr>
                     <m:t>∞</m:t>
                   </m:r>
-                </m:sub>
-              </m:sSub>
+                </m:lim>
+              </m:limLow>
               <m:sSup>
                 <m:e>
                   <m:d>
@@ -42197,7 +42197,7 @@
             <m:oMath>
               <m:borderBox>
                 <m:e>
-                  <m:sSub>
+                  <m:limLow>
                     <m:e>
                       <m:r>
                         <m:rPr>
@@ -42206,7 +42206,7 @@
                         <m:t>lim</m:t>
                       </m:r>
                     </m:e>
-                    <m:sub>
+                    <m:lim>
                       <m:r>
                         <m:t>n</m:t>
                       </m:r>
@@ -42228,8 +42228,8 @@
                         </m:rPr>
                         <m:t>∞</m:t>
                       </m:r>
-                    </m:sub>
-                  </m:sSub>
+                    </m:lim>
+                  </m:limLow>
                   <m:sSub>
                     <m:e>
                       <m:r>
@@ -44000,7 +44000,7 @@
             <m:oMath>
               <m:borderBox>
                 <m:e>
-                  <m:sSub>
+                  <m:limLow>
                     <m:e>
                       <m:r>
                         <m:rPr>
@@ -44009,7 +44009,7 @@
                         <m:t>lim</m:t>
                       </m:r>
                     </m:e>
-                    <m:sub>
+                    <m:lim>
                       <m:r>
                         <m:t>n</m:t>
                       </m:r>
@@ -44031,8 +44031,8 @@
                         </m:rPr>
                         <m:t>∞</m:t>
                       </m:r>
-                    </m:sub>
-                  </m:sSub>
+                    </m:lim>
+                  </m:limLow>
                   <m:sSub>
                     <m:e>
                       <m:r>
@@ -44715,7 +44715,7 @@
               <w:t xml:space="preserve"> </w:t>
             </w:r>
             <m:oMath>
-              <m:sSub>
+              <m:limLow>
                 <m:e>
                   <m:r>
                     <m:rPr>
@@ -44724,7 +44724,7 @@
                     <m:t>lim</m:t>
                   </m:r>
                 </m:e>
-                <m:sub>
+                <m:lim>
                   <m:r>
                     <m:t>n</m:t>
                   </m:r>
@@ -44746,8 +44746,8 @@
                     </m:rPr>
                     <m:t>∞</m:t>
                   </m:r>
-                </m:sub>
-              </m:sSub>
+                </m:lim>
+              </m:limLow>
               <m:d>
                 <m:dPr>
                   <m:begChr m:val="("/>
@@ -44794,7 +44794,7 @@
                 </m:rPr>
                 <m:t>=</m:t>
               </m:r>
-              <m:sSub>
+              <m:limLow>
                 <m:e>
                   <m:r>
                     <m:rPr>
@@ -44803,7 +44803,7 @@
                     <m:t>lim</m:t>
                   </m:r>
                 </m:e>
-                <m:sub>
+                <m:lim>
                   <m:r>
                     <m:t>n</m:t>
                   </m:r>
@@ -44825,8 +44825,8 @@
                     </m:rPr>
                     <m:t>∞</m:t>
                   </m:r>
-                </m:sub>
-              </m:sSub>
+                </m:lim>
+              </m:limLow>
               <m:sSub>
                 <m:e>
                   <m:r>

--- a/documents/suites/molakhas_suites_3as.docx
+++ b/documents/suites/molakhas_suites_3as.docx
@@ -79,6 +79,7 @@
     <w:p>
       <w:pPr>
         <w:bidi/>
+        <w:spacing w:before="120"/>
       </w:pPr>
     </w:p>
     <w:tbl>
@@ -3446,6 +3447,7 @@
           <w:p>
             <w:pPr>
               <w:bidi/>
+              <w:spacing w:before="120"/>
             </w:pPr>
           </w:p>
         </w:tc>

--- a/documents/suites/molakhas_suites_3as.docx
+++ b/documents/suites/molakhas_suites_3as.docx
@@ -42521,6 +42521,9 @@
               <w:jc w:val="center"/>
             </w:pPr>
             <m:oMath>
+              <m:r>
+                <m:t>​</m:t>
+              </m:r>
               <m:sSub>
                 <m:e>
                   <m:r>
@@ -42601,6 +42604,9 @@
               <w:t xml:space="preserve"> و </w:t>
             </w:r>
             <m:oMath>
+              <m:r>
+                <m:t>​</m:t>
+              </m:r>
               <m:sSub>
                 <m:e>
                   <m:r>
